--- a/lessons/lp_R_lesson/lp_R_lesson_notes.docx
+++ b/lessons/lp_R_lesson/lp_R_lesson_notes.docx
@@ -2,7 +2,7 @@
 <file path=word/document.xml><?xml version="1.0" encoding="utf-8"?>
 <w:document xmlns:w="http://schemas.openxmlformats.org/wordprocessingml/2006/main" xmlns:m="http://schemas.openxmlformats.org/officeDocument/2006/math" xmlns:r="http://schemas.openxmlformats.org/officeDocument/2006/relationships" xmlns:o="urn:schemas-microsoft-com:office:office" xmlns:v="urn:schemas-microsoft-com:vml" xmlns:w10="urn:schemas-microsoft-com:office:word" xmlns:a="http://schemas.openxmlformats.org/drawingml/2006/main" xmlns:pic="http://schemas.openxmlformats.org/drawingml/2006/picture" xmlns:wp="http://schemas.openxmlformats.org/drawingml/2006/wordprocessingDrawing">
   <w:body>
-    <w:bookmarkStart w:id="47" w:name="data-structures-and-data-frames"/>
+    <w:bookmarkStart w:id="58" w:name="data-structures-and-data-frames"/>
     <w:p>
       <w:pPr>
         <w:pStyle w:val="Heading1"/>
@@ -11,7 +11,7 @@
         <w:t xml:space="preserve">Data Structures and Data Frames</w:t>
       </w:r>
     </w:p>
-    <w:bookmarkStart w:id="9" w:name="preflight"/>
+    <w:bookmarkStart w:id="20" w:name="preflight"/>
     <w:p>
       <w:pPr>
         <w:pStyle w:val="Heading2"/>
@@ -72,8 +72,8 @@
         </w:pict>
       </w:r>
     </w:p>
-    <w:bookmarkEnd w:id="9"/>
-    <w:bookmarkStart w:id="10" w:name="learning-questions"/>
+    <w:bookmarkEnd w:id="20"/>
+    <w:bookmarkStart w:id="21" w:name="learning-questions"/>
     <w:p>
       <w:pPr>
         <w:pStyle w:val="Heading2"/>
@@ -96,7 +96,13 @@
         <w:t xml:space="preserve"> </w:t>
       </w:r>
       <w:r>
-        <w:t xml:space="preserve">“Why should I care about data types and structures?”</w:t>
+        <w:t xml:space="preserve">“</w:t>
+      </w:r>
+      <w:r>
+        <w:t xml:space="preserve">Why should I care about data types and structures?</w:t>
+      </w:r>
+      <w:r>
+        <w:t xml:space="preserve">”</w:t>
       </w:r>
     </w:p>
     <w:p>
@@ -244,8 +250,8 @@
         </w:pict>
       </w:r>
     </w:p>
-    <w:bookmarkEnd w:id="10"/>
-    <w:bookmarkStart w:id="11" w:name="learning-objectives"/>
+    <w:bookmarkEnd w:id="21"/>
+    <w:bookmarkStart w:id="22" w:name="learning-objectives"/>
     <w:p>
       <w:pPr>
         <w:pStyle w:val="Heading2"/>
@@ -470,8 +476,8 @@
         </w:pict>
       </w:r>
     </w:p>
-    <w:bookmarkEnd w:id="11"/>
-    <w:bookmarkStart w:id="12" w:name="data-types-and-structures-in-r"/>
+    <w:bookmarkEnd w:id="22"/>
+    <w:bookmarkStart w:id="23" w:name="data-types-and-structures-in-r"/>
     <w:p>
       <w:pPr>
         <w:pStyle w:val="Heading2"/>
@@ -2431,7 +2437,13 @@
         <w:t xml:space="preserve"> </w:t>
       </w:r>
       <w:r>
-        <w:t xml:space="preserve">“calico”</w:t>
+        <w:t xml:space="preserve">“</w:t>
+      </w:r>
+      <w:r>
+        <w:t xml:space="preserve">calico</w:t>
+      </w:r>
+      <w:r>
+        <w:t xml:space="preserve">”</w:t>
       </w:r>
       <w:r>
         <w:t xml:space="preserve"> </w:t>
@@ -2443,7 +2455,13 @@
         <w:t xml:space="preserve"> </w:t>
       </w:r>
       <w:r>
-        <w:t xml:space="preserve">“2.1”</w:t>
+        <w:t xml:space="preserve">“</w:t>
+      </w:r>
+      <w:r>
+        <w:t xml:space="preserve">2.1</w:t>
+      </w:r>
+      <w:r>
+        <w:t xml:space="preserve">”</w:t>
       </w:r>
       <w:r>
         <w:t xml:space="preserve"> </w:t>
@@ -2646,8 +2664,8 @@
         </w:pict>
       </w:r>
     </w:p>
-    <w:bookmarkEnd w:id="12"/>
-    <w:bookmarkStart w:id="13" w:name="what-data-types-do-you-expect"/>
+    <w:bookmarkEnd w:id="23"/>
+    <w:bookmarkStart w:id="24" w:name="what-data-types-do-you-expect"/>
     <w:p>
       <w:pPr>
         <w:pStyle w:val="Heading2"/>
@@ -2770,8 +2788,8 @@
         </w:pict>
       </w:r>
     </w:p>
-    <w:bookmarkEnd w:id="13"/>
-    <w:bookmarkStart w:id="14" w:name="data-types-in-r"/>
+    <w:bookmarkEnd w:id="24"/>
+    <w:bookmarkStart w:id="25" w:name="data-types-in-r"/>
     <w:p>
       <w:pPr>
         <w:pStyle w:val="Heading2"/>
@@ -3458,7 +3476,13 @@
         <w:t xml:space="preserve">s (i.e. </w:t>
       </w:r>
       <w:r>
-        <w:t xml:space="preserve">“Real”</w:t>
+        <w:t xml:space="preserve">“</w:t>
+      </w:r>
+      <w:r>
+        <w:t xml:space="preserve">Real</w:t>
+      </w:r>
+      <w:r>
+        <w:t xml:space="preserve">”</w:t>
       </w:r>
       <w:r>
         <w:t xml:space="preserve"> </w:t>
@@ -4010,7 +4034,21 @@
           <w:b/>
           <w:bCs/>
         </w:rPr>
-        <w:t xml:space="preserve">“stack”</w:t>
+        <w:t xml:space="preserve">“</w:t>
+      </w:r>
+      <w:r>
+        <w:rPr>
+          <w:b/>
+          <w:bCs/>
+        </w:rPr>
+        <w:t xml:space="preserve">stack</w:t>
+      </w:r>
+      <w:r>
+        <w:rPr>
+          <w:b/>
+          <w:bCs/>
+        </w:rPr>
+        <w:t xml:space="preserve">”</w:t>
       </w:r>
       <w:r>
         <w:rPr>
@@ -5518,8 +5556,8 @@
         </w:pict>
       </w:r>
     </w:p>
-    <w:bookmarkEnd w:id="14"/>
-    <w:bookmarkStart w:id="15" w:name="vectors"/>
+    <w:bookmarkEnd w:id="25"/>
+    <w:bookmarkStart w:id="26" w:name="vectors"/>
     <w:p>
       <w:pPr>
         <w:pStyle w:val="Heading2"/>
@@ -6698,7 +6736,7 @@
           <w:b/>
           <w:bCs/>
         </w:rPr>
-        <w:t xml:space="preserve">NEXT CALLOUTS</w:t>
+        <w:t xml:space="preserve">PAUSE: NEXT CALLOUTS</w:t>
       </w:r>
     </w:p>
     <w:p>
@@ -7146,8 +7184,8 @@
         </w:pict>
       </w:r>
     </w:p>
-    <w:bookmarkEnd w:id="15"/>
-    <w:bookmarkStart w:id="16" w:name="coercion"/>
+    <w:bookmarkEnd w:id="26"/>
+    <w:bookmarkStart w:id="27" w:name="coercion"/>
     <w:p>
       <w:pPr>
         <w:pStyle w:val="Heading2"/>
@@ -8784,8 +8822,8 @@
         </w:pict>
       </w:r>
     </w:p>
-    <w:bookmarkEnd w:id="16"/>
-    <w:bookmarkStart w:id="17" w:name="lists"/>
+    <w:bookmarkEnd w:id="27"/>
+    <w:bookmarkStart w:id="28" w:name="lists"/>
     <w:p>
       <w:pPr>
         <w:pStyle w:val="Heading2"/>
@@ -10680,8 +10718,8 @@
         </w:pict>
       </w:r>
     </w:p>
-    <w:bookmarkEnd w:id="17"/>
-    <w:bookmarkStart w:id="18" w:name="lets-look-at-a-data-frame"/>
+    <w:bookmarkEnd w:id="28"/>
+    <w:bookmarkStart w:id="29" w:name="lets-look-at-a-data-frame"/>
     <w:p>
       <w:pPr>
         <w:pStyle w:val="Heading2"/>
@@ -11054,7 +11092,6 @@
     </w:p>
     <w:p>
       <w:pPr>
-        <w:pStyle w:val="Compact"/>
         <w:numPr>
           <w:ilvl w:val="0"/>
           <w:numId w:val="1077"/>
@@ -11093,7 +11130,21 @@
     </w:p>
     <w:p>
       <w:pPr>
-        <w:pStyle w:val="Compact"/>
+        <w:numPr>
+          <w:ilvl w:val="0"/>
+          <w:numId w:val="1077"/>
+        </w:numPr>
+      </w:pPr>
+      <w:r>
+        <w:rPr>
+          <w:b/>
+          <w:bCs/>
+        </w:rPr>
+        <w:t xml:space="preserve">PAUSE: NEXT CALLOUT</w:t>
+      </w:r>
+    </w:p>
+    <w:p>
+      <w:pPr>
         <w:numPr>
           <w:ilvl w:val="0"/>
           <w:numId w:val="1077"/>
@@ -11388,8 +11439,8 @@
         </w:pict>
       </w:r>
     </w:p>
-    <w:bookmarkEnd w:id="18"/>
-    <w:bookmarkStart w:id="19" w:name="load-episode-data"/>
+    <w:bookmarkEnd w:id="29"/>
+    <w:bookmarkStart w:id="30" w:name="load-episode-data"/>
     <w:p>
       <w:pPr>
         <w:pStyle w:val="Heading2"/>
@@ -11803,8 +11854,8 @@
         </w:pict>
       </w:r>
     </w:p>
-    <w:bookmarkEnd w:id="19"/>
-    <w:bookmarkStart w:id="20" w:name="investigating-gapminder"/>
+    <w:bookmarkEnd w:id="30"/>
+    <w:bookmarkStart w:id="31" w:name="investigating-gapminder"/>
     <w:p>
       <w:pPr>
         <w:pStyle w:val="Heading2"/>
@@ -15174,8 +15225,8 @@
         </w:pict>
       </w:r>
     </w:p>
-    <w:bookmarkEnd w:id="20"/>
-    <w:bookmarkStart w:id="21" w:name="data-frame-manipulation-with-dplyr"/>
+    <w:bookmarkEnd w:id="31"/>
+    <w:bookmarkStart w:id="32" w:name="data-frame-manipulation-with-dplyr"/>
     <w:p>
       <w:pPr>
         <w:pStyle w:val="Heading2"/>
@@ -15200,8 +15251,8 @@
         </w:pict>
       </w:r>
     </w:p>
-    <w:bookmarkEnd w:id="21"/>
-    <w:bookmarkStart w:id="22" w:name="learning-objectives-1"/>
+    <w:bookmarkEnd w:id="32"/>
+    <w:bookmarkStart w:id="33" w:name="learning-objectives-1"/>
     <w:p>
       <w:pPr>
         <w:pStyle w:val="Heading2"/>
@@ -15395,8 +15446,8 @@
         </w:pict>
       </w:r>
     </w:p>
-    <w:bookmarkEnd w:id="22"/>
-    <w:bookmarkStart w:id="23" w:name="what-and-why-is-dplyr"/>
+    <w:bookmarkEnd w:id="33"/>
+    <w:bookmarkStart w:id="34" w:name="what-and-why-is-dplyr"/>
     <w:p>
       <w:pPr>
         <w:pStyle w:val="Heading2"/>
@@ -15598,8 +15649,8 @@
         </w:pict>
       </w:r>
     </w:p>
-    <w:bookmarkEnd w:id="23"/>
-    <w:bookmarkStart w:id="24" w:name="split-apply-combine"/>
+    <w:bookmarkEnd w:id="34"/>
+    <w:bookmarkStart w:id="35" w:name="split-apply-combine"/>
     <w:p>
       <w:pPr>
         <w:pStyle w:val="Heading2"/>
@@ -15708,7 +15759,13 @@
         <w:t xml:space="preserve"> </w:t>
       </w:r>
       <w:r>
-        <w:t xml:space="preserve">“group”</w:t>
+        <w:t xml:space="preserve">“</w:t>
+      </w:r>
+      <w:r>
+        <w:t xml:space="preserve">group</w:t>
+      </w:r>
+      <w:r>
+        <w:t xml:space="preserve">”</w:t>
       </w:r>
     </w:p>
     <w:p>
@@ -15853,8 +15910,8 @@
         </w:pict>
       </w:r>
     </w:p>
-    <w:bookmarkEnd w:id="24"/>
-    <w:bookmarkStart w:id="25" w:name="select---interactive-demo"/>
+    <w:bookmarkEnd w:id="35"/>
+    <w:bookmarkStart w:id="36" w:name="select---interactive-demo"/>
     <w:p>
       <w:pPr>
         <w:pStyle w:val="Heading2"/>
@@ -16318,7 +16375,21 @@
           <w:b/>
           <w:bCs/>
         </w:rPr>
-        <w:t xml:space="preserve">‘PIPE’</w:t>
+        <w:t xml:space="preserve">‘</w:t>
+      </w:r>
+      <w:r>
+        <w:rPr>
+          <w:b/>
+          <w:bCs/>
+        </w:rPr>
+        <w:t xml:space="preserve">PIPE</w:t>
+      </w:r>
+      <w:r>
+        <w:rPr>
+          <w:b/>
+          <w:bCs/>
+        </w:rPr>
+        <w:t xml:space="preserve">’</w:t>
       </w:r>
       <w:r>
         <w:rPr>
@@ -16689,8 +16760,8 @@
         </w:pict>
       </w:r>
     </w:p>
-    <w:bookmarkEnd w:id="25"/>
-    <w:bookmarkStart w:id="26" w:name="filter"/>
+    <w:bookmarkEnd w:id="36"/>
+    <w:bookmarkStart w:id="37" w:name="filter"/>
     <w:p>
       <w:pPr>
         <w:pStyle w:val="Heading2"/>
@@ -17472,8 +17543,8 @@
         </w:pict>
       </w:r>
     </w:p>
-    <w:bookmarkEnd w:id="26"/>
-    <w:bookmarkStart w:id="30" w:name="challenge"/>
+    <w:bookmarkEnd w:id="37"/>
+    <w:bookmarkStart w:id="41" w:name="challenge"/>
     <w:p>
       <w:pPr>
         <w:pStyle w:val="Heading2"/>
@@ -17661,18 +17732,18 @@
           <wp:inline>
             <wp:extent cx="5334000" cy="595185"/>
             <wp:effectExtent b="0" l="0" r="0" t="0"/>
-            <wp:docPr descr="images/red_green_sticky.png" title="" id="28" name="Picture"/>
+            <wp:docPr descr="images/red_green_sticky.png" title="" id="39" name="Picture"/>
             <a:graphic>
               <a:graphicData uri="http://schemas.openxmlformats.org/drawingml/2006/picture">
                 <pic:pic>
                   <pic:nvPicPr>
-                    <pic:cNvPr descr="images/red_green_sticky.png" id="29" name="Picture"/>
+                    <pic:cNvPr descr="images/red_green_sticky.png" id="40" name="Picture"/>
                     <pic:cNvPicPr>
                       <a:picLocks noChangeArrowheads="1" noChangeAspect="1"/>
                     </pic:cNvPicPr>
                   </pic:nvPicPr>
                   <pic:blipFill>
-                    <a:blip r:embed="rId27"/>
+                    <a:blip r:embed="rId38"/>
                     <a:stretch>
                       <a:fillRect/>
                     </a:stretch>
@@ -17714,8 +17785,8 @@
         </w:pict>
       </w:r>
     </w:p>
-    <w:bookmarkEnd w:id="30"/>
-    <w:bookmarkStart w:id="31" w:name="group_by"/>
+    <w:bookmarkEnd w:id="41"/>
+    <w:bookmarkStart w:id="42" w:name="group_by"/>
     <w:p>
       <w:pPr>
         <w:pStyle w:val="Heading2"/>
@@ -18678,8 +18749,8 @@
         </w:pict>
       </w:r>
     </w:p>
-    <w:bookmarkEnd w:id="31"/>
-    <w:bookmarkStart w:id="32" w:name="summarize"/>
+    <w:bookmarkEnd w:id="42"/>
+    <w:bookmarkStart w:id="43" w:name="summarize"/>
     <w:p>
       <w:pPr>
         <w:pStyle w:val="Heading2"/>
@@ -19203,8 +19274,8 @@
         </w:pict>
       </w:r>
     </w:p>
-    <w:bookmarkEnd w:id="32"/>
-    <w:bookmarkStart w:id="35" w:name="challenge-13"/>
+    <w:bookmarkEnd w:id="43"/>
+    <w:bookmarkStart w:id="46" w:name="challenge-13"/>
     <w:p>
       <w:pPr>
         <w:pStyle w:val="Heading2"/>
@@ -19666,18 +19737,18 @@
           <wp:inline>
             <wp:extent cx="5334000" cy="595185"/>
             <wp:effectExtent b="0" l="0" r="0" t="0"/>
-            <wp:docPr descr="images/red_green_sticky.png" title="" id="33" name="Picture"/>
+            <wp:docPr descr="images/red_green_sticky.png" title="" id="44" name="Picture"/>
             <a:graphic>
               <a:graphicData uri="http://schemas.openxmlformats.org/drawingml/2006/picture">
                 <pic:pic>
                   <pic:nvPicPr>
-                    <pic:cNvPr descr="images/red_green_sticky.png" id="34" name="Picture"/>
+                    <pic:cNvPr descr="images/red_green_sticky.png" id="45" name="Picture"/>
                     <pic:cNvPicPr>
                       <a:picLocks noChangeArrowheads="1" noChangeAspect="1"/>
                     </pic:cNvPicPr>
                   </pic:nvPicPr>
                   <pic:blipFill>
-                    <a:blip r:embed="rId27"/>
+                    <a:blip r:embed="rId38"/>
                     <a:stretch>
                       <a:fillRect/>
                     </a:stretch>
@@ -19719,8 +19790,8 @@
         </w:pict>
       </w:r>
     </w:p>
-    <w:bookmarkEnd w:id="35"/>
-    <w:bookmarkStart w:id="36" w:name="count-and-n"/>
+    <w:bookmarkEnd w:id="46"/>
+    <w:bookmarkStart w:id="47" w:name="count-and-n"/>
     <w:p>
       <w:pPr>
         <w:pStyle w:val="Heading2"/>
@@ -20465,8 +20536,8 @@
         </w:pict>
       </w:r>
     </w:p>
-    <w:bookmarkEnd w:id="36"/>
-    <w:bookmarkStart w:id="37" w:name="mutate"/>
+    <w:bookmarkEnd w:id="47"/>
+    <w:bookmarkStart w:id="48" w:name="mutate"/>
     <w:p>
       <w:pPr>
         <w:pStyle w:val="Heading2"/>
@@ -21866,7 +21937,13 @@
         </w:numPr>
       </w:pPr>
       <w:r>
-        <w:t xml:space="preserve">“Tidy datasets are all alike, but every messy dataset is messy in its own way”</w:t>
+        <w:t xml:space="preserve">“</w:t>
+      </w:r>
+      <w:r>
+        <w:t xml:space="preserve">Tidy datasets are all alike, but every messy dataset is messy in its own way</w:t>
+      </w:r>
+      <w:r>
+        <w:t xml:space="preserve">”</w:t>
       </w:r>
     </w:p>
     <w:p>
@@ -22101,6 +22178,21 @@
         </w:numPr>
       </w:pPr>
       <w:r>
+        <w:rPr>
+          <w:b/>
+          <w:bCs/>
+        </w:rPr>
+        <w:t xml:space="preserve">PAUSE: NEW CALLOUT</w:t>
+      </w:r>
+    </w:p>
+    <w:p>
+      <w:pPr>
+        <w:numPr>
+          <w:ilvl w:val="0"/>
+          <w:numId w:val="1139"/>
+        </w:numPr>
+      </w:pPr>
+      <w:r>
         <w:t xml:space="preserve">But the data doesn’t have to be structured this way.</w:t>
       </w:r>
     </w:p>
@@ -22540,8 +22632,8 @@
         </w:pict>
       </w:r>
     </w:p>
-    <w:bookmarkEnd w:id="37"/>
-    <w:bookmarkStart w:id="38" w:name="a-tidy-dataset-2"/>
+    <w:bookmarkEnd w:id="48"/>
+    <w:bookmarkStart w:id="49" w:name="a-tidy-dataset-2"/>
     <w:p>
       <w:pPr>
         <w:pStyle w:val="Heading2"/>
@@ -22606,8 +22698,8 @@
         </w:pict>
       </w:r>
     </w:p>
-    <w:bookmarkEnd w:id="38"/>
-    <w:bookmarkStart w:id="39" w:name="tidy-data"/>
+    <w:bookmarkEnd w:id="49"/>
+    <w:bookmarkStart w:id="50" w:name="tidy-data"/>
     <w:p>
       <w:pPr>
         <w:pStyle w:val="Heading2"/>
@@ -22871,7 +22963,13 @@
         <w:t xml:space="preserve"> </w:t>
       </w:r>
       <w:r>
-        <w:t xml:space="preserve">“observation”</w:t>
+        <w:t xml:space="preserve">“</w:t>
+      </w:r>
+      <w:r>
+        <w:t xml:space="preserve">observation</w:t>
+      </w:r>
+      <w:r>
+        <w:t xml:space="preserve">”</w:t>
       </w:r>
       <w:r>
         <w:t xml:space="preserve"> </w:t>
@@ -23360,7 +23458,13 @@
         <w:t xml:space="preserve"> </w:t>
       </w:r>
       <w:r>
-        <w:t xml:space="preserve">“long”</w:t>
+        <w:t xml:space="preserve">“</w:t>
+      </w:r>
+      <w:r>
+        <w:t xml:space="preserve">long</w:t>
+      </w:r>
+      <w:r>
+        <w:t xml:space="preserve">”</w:t>
       </w:r>
       <w:r>
         <w:t xml:space="preserve"> </w:t>
@@ -23372,7 +23476,13 @@
         <w:t xml:space="preserve"> </w:t>
       </w:r>
       <w:r>
-        <w:t xml:space="preserve">“wide”</w:t>
+        <w:t xml:space="preserve">“</w:t>
+      </w:r>
+      <w:r>
+        <w:t xml:space="preserve">wide</w:t>
+      </w:r>
+      <w:r>
+        <w:t xml:space="preserve">”</w:t>
       </w:r>
     </w:p>
     <w:p>
@@ -23501,8 +23611,8 @@
         </w:pict>
       </w:r>
     </w:p>
-    <w:bookmarkEnd w:id="39"/>
-    <w:bookmarkStart w:id="40" w:name="gapminder-wide-dataset"/>
+    <w:bookmarkEnd w:id="50"/>
+    <w:bookmarkStart w:id="51" w:name="gapminder-wide-dataset"/>
     <w:p>
       <w:pPr>
         <w:pStyle w:val="Heading2"/>
@@ -27410,8 +27520,8 @@
         </w:pict>
       </w:r>
     </w:p>
-    <w:bookmarkEnd w:id="40"/>
-    <w:bookmarkStart w:id="41" w:name="pivot-wide-to-long"/>
+    <w:bookmarkEnd w:id="51"/>
+    <w:bookmarkStart w:id="52" w:name="pivot-wide-to-long"/>
     <w:p>
       <w:pPr>
         <w:pStyle w:val="Heading2"/>
@@ -27534,7 +27644,13 @@
         <w:t xml:space="preserve"> </w:t>
       </w:r>
       <w:r>
-        <w:t xml:space="preserve">“pivot tables”</w:t>
+        <w:t xml:space="preserve">“</w:t>
+      </w:r>
+      <w:r>
+        <w:t xml:space="preserve">pivot tables</w:t>
+      </w:r>
+      <w:r>
+        <w:t xml:space="preserve">”</w:t>
       </w:r>
       <w:r>
         <w:t xml:space="preserve"> </w:t>
@@ -27648,7 +27764,13 @@
         <w:t xml:space="preserve"> </w:t>
       </w:r>
       <w:r>
-        <w:t xml:space="preserve">“name”</w:t>
+        <w:t xml:space="preserve">“</w:t>
+      </w:r>
+      <w:r>
+        <w:t xml:space="preserve">name</w:t>
+      </w:r>
+      <w:r>
+        <w:t xml:space="preserve">”</w:t>
       </w:r>
       <w:r>
         <w:t xml:space="preserve"> </w:t>
@@ -27660,7 +27782,13 @@
         <w:t xml:space="preserve"> </w:t>
       </w:r>
       <w:r>
-        <w:t xml:space="preserve">“value”</w:t>
+        <w:t xml:space="preserve">“</w:t>
+      </w:r>
+      <w:r>
+        <w:t xml:space="preserve">value</w:t>
+      </w:r>
+      <w:r>
+        <w:t xml:space="preserve">”</w:t>
       </w:r>
       <w:r>
         <w:t xml:space="preserve"> </w:t>
@@ -28670,8 +28798,8 @@
         <w:t xml:space="preserve">into its own column.</w:t>
       </w:r>
     </w:p>
-    <w:bookmarkEnd w:id="41"/>
-    <w:bookmarkStart w:id="42" w:name="separate"/>
+    <w:bookmarkEnd w:id="52"/>
+    <w:bookmarkStart w:id="53" w:name="separate"/>
     <w:p>
       <w:pPr>
         <w:pStyle w:val="Heading2"/>
@@ -29895,8 +30023,8 @@
         </w:pict>
       </w:r>
     </w:p>
-    <w:bookmarkEnd w:id="42"/>
-    <w:bookmarkStart w:id="43" w:name="pivot-long-to-wide"/>
+    <w:bookmarkEnd w:id="53"/>
+    <w:bookmarkStart w:id="54" w:name="pivot-long-to-wide"/>
     <w:p>
       <w:pPr>
         <w:pStyle w:val="Heading2"/>
@@ -30036,7 +30164,21 @@
           <w:b/>
           <w:bCs/>
         </w:rPr>
-        <w:t xml:space="preserve">“NAMES”</w:t>
+        <w:t xml:space="preserve">“</w:t>
+      </w:r>
+      <w:r>
+        <w:rPr>
+          <w:b/>
+          <w:bCs/>
+        </w:rPr>
+        <w:t xml:space="preserve">NAMES</w:t>
+      </w:r>
+      <w:r>
+        <w:rPr>
+          <w:b/>
+          <w:bCs/>
+        </w:rPr>
+        <w:t xml:space="preserve">”</w:t>
       </w:r>
     </w:p>
     <w:p>
@@ -30054,7 +30196,13 @@
         <w:t xml:space="preserve"> </w:t>
       </w:r>
       <w:r>
-        <w:t xml:space="preserve">“VALUES”</w:t>
+        <w:t xml:space="preserve">“</w:t>
+      </w:r>
+      <w:r>
+        <w:t xml:space="preserve">VALUES</w:t>
+      </w:r>
+      <w:r>
+        <w:t xml:space="preserve">”</w:t>
       </w:r>
       <w:r>
         <w:t xml:space="preserve"> </w:t>
@@ -30066,7 +30214,13 @@
         <w:t xml:space="preserve"> </w:t>
       </w:r>
       <w:r>
-        <w:t xml:space="preserve">“NAMES”</w:t>
+        <w:t xml:space="preserve">“</w:t>
+      </w:r>
+      <w:r>
+        <w:t xml:space="preserve">NAMES</w:t>
+      </w:r>
+      <w:r>
+        <w:t xml:space="preserve">”</w:t>
       </w:r>
       <w:r>
         <w:t xml:space="preserve"> </w:t>
@@ -31086,8 +31240,8 @@
         </w:pict>
       </w:r>
     </w:p>
-    <w:bookmarkEnd w:id="43"/>
-    <w:bookmarkStart w:id="46" w:name="challenge-5min"/>
+    <w:bookmarkEnd w:id="54"/>
+    <w:bookmarkStart w:id="57" w:name="challenge-5min"/>
     <w:p>
       <w:pPr>
         <w:pStyle w:val="Heading2"/>
@@ -31197,18 +31351,18 @@
           <wp:inline>
             <wp:extent cx="5334000" cy="595185"/>
             <wp:effectExtent b="0" l="0" r="0" t="0"/>
-            <wp:docPr descr="images/red_green_sticky.png" title="" id="44" name="Picture"/>
+            <wp:docPr descr="images/red_green_sticky.png" title="" id="55" name="Picture"/>
             <a:graphic>
               <a:graphicData uri="http://schemas.openxmlformats.org/drawingml/2006/picture">
                 <pic:pic>
                   <pic:nvPicPr>
-                    <pic:cNvPr descr="images/red_green_sticky.png" id="45" name="Picture"/>
+                    <pic:cNvPr descr="images/red_green_sticky.png" id="56" name="Picture"/>
                     <pic:cNvPicPr>
                       <a:picLocks noChangeArrowheads="1" noChangeAspect="1"/>
                     </pic:cNvPicPr>
                   </pic:nvPicPr>
                   <pic:blipFill>
-                    <a:blip r:embed="rId27"/>
+                    <a:blip r:embed="rId38"/>
                     <a:stretch>
                       <a:fillRect/>
                     </a:stretch>
@@ -31243,13 +31397,9 @@
         <w:t xml:space="preserve">images/red_green_sticky.png</w:t>
       </w:r>
     </w:p>
-    <w:bookmarkEnd w:id="46"/>
-    <w:bookmarkEnd w:id="47"/>
-    <w:sectPr>
-      <w:footnotePr>
-        <w:numRestart w:val="eachSect"/>
-      </w:footnotePr>
-    </w:sectPr>
+    <w:bookmarkEnd w:id="57"/>
+    <w:bookmarkEnd w:id="58"/>
+    <w:sectPr/>
   </w:body>
 </w:document>
 </file>
@@ -32179,6 +32329,8 @@
     </w:pPr>
     <w:rPr>
       <w:rFonts w:asciiTheme="majorHAnsi" w:cstheme="majorBidi" w:eastAsiaTheme="majorEastAsia" w:hAnsiTheme="majorHAnsi"/>
+      <w:spacing w:val="-10"/>
+      <w:kern w:val="28"/>
       <w:sz w:val="56"/>
       <w:szCs w:val="56"/>
     </w:rPr>
@@ -32191,13 +32343,15 @@
     <w:rsid w:val="00A10FD9"/>
     <w:rPr>
       <w:rFonts w:asciiTheme="majorHAnsi" w:cstheme="majorBidi" w:eastAsiaTheme="majorEastAsia" w:hAnsiTheme="majorHAnsi"/>
+      <w:spacing w:val="-10"/>
+      <w:kern w:val="28"/>
       <w:sz w:val="56"/>
       <w:szCs w:val="56"/>
     </w:rPr>
   </w:style>
   <w:style w:styleId="Subtitle" w:type="paragraph">
     <w:name w:val="Subtitle"/>
-    <w:basedOn w:val="Title"/>
+    <w:basedOn w:val="Normal"/>
     <w:next w:val="BodyText"/>
     <w:link w:val="SubtitleChar"/>
     <w:uiPriority w:val="11"/>
@@ -32210,6 +32364,7 @@
     </w:pPr>
     <w:rPr>
       <w:rFonts w:cstheme="majorBidi" w:eastAsiaTheme="majorEastAsia"/>
+      <w:color w:themeColor="text1" w:themeTint="A6" w:val="595959"/>
       <w:spacing w:val="15"/>
       <w:sz w:val="28"/>
       <w:szCs w:val="28"/>
@@ -32231,31 +32386,23 @@
   </w:style>
   <w:style w:customStyle="1" w:styleId="Author" w:type="paragraph">
     <w:name w:val="Author"/>
-    <w:basedOn w:val="Title"/>
     <w:next w:val="BodyText"/>
     <w:qFormat/>
     <w:pPr>
       <w:keepNext/>
       <w:keepLines/>
+      <w:jc w:val="center"/>
     </w:pPr>
-    <w:rPr>
-      <w:sz w:val="24"/>
-      <w:szCs w:val="24"/>
-    </w:rPr>
   </w:style>
   <w:style w:styleId="Date" w:type="paragraph">
     <w:name w:val="Date"/>
-    <w:basedOn w:val="Title"/>
     <w:next w:val="BodyText"/>
     <w:qFormat/>
     <w:pPr>
       <w:keepNext/>
       <w:keepLines/>
+      <w:jc w:val="center"/>
     </w:pPr>
-    <w:rPr>
-      <w:sz w:val="24"/>
-      <w:szCs w:val="24"/>
-    </w:rPr>
   </w:style>
   <w:style w:customStyle="1" w:styleId="AbstractTitle" w:type="paragraph">
     <w:name w:val="Abstract Title"/>
@@ -32270,6 +32417,7 @@
     </w:pPr>
     <w:rPr>
       <w:b/>
+      <w:color w:val="345A8A"/>
       <w:sz w:val="20"/>
       <w:szCs w:val="20"/>
     </w:rPr>
